--- a/syllabi/output/word-docx/biology.docx
+++ b/syllabi/output/word-docx/biology.docx
@@ -89,7 +89,7 @@
         <w:pStyle w:val="FirstParagraph"/>
       </w:pPr>
       <w:r>
-        <w:t xml:space="preserve">Placeholder description. Replace with class-specific summary.</w:t>
+        <w:t xml:space="preserve">Biology introduces students to the study of living organisms and the processes that sustain life. Topics include cellular biology, genetics, evolution, ecology, and organismal diversity. Students engage in laboratory investigations that develop scientific reasoning, data analysis, and experimental design skills. The course emphasizes the connections between biological principles and real-world environmental and health issues.</w:t>
       </w:r>
     </w:p>
     <w:bookmarkEnd w:id="20"/>
